--- a/apps/api/ite_api/calibration/template.docx
+++ b/apps/api/ite_api/calibration/template.docx
@@ -921,7 +921,7 @@
           <w:u w:val="single"/>
           <w:lang w:eastAsia="zh-CN"/>
         </w:rPr>
-        <w:t xml:space="preserve">製造番号　　　　　 </w:t>
+        <w:t xml:space="preserve">機器番号・証明書番号　</w:t>
       </w:r>
       <w:r>
         <w:rPr>
@@ -993,7 +993,7 @@
         <w:rPr>
           <w:rFonts w:ascii="MS Mincho" w:eastAsia="MS Mincho" w:hAnsi="MS Mincho"/>
         </w:rPr>
-        <w:t>B250884</w:t>
+        <w:t>MC255B012-B260691</w:t>
       </w:r>
       <w:r>
         <w:rPr>

--- a/apps/api/ite_api/calibration/template.docx
+++ b/apps/api/ite_api/calibration/template.docx
@@ -1005,19 +1005,17 @@
         <w:rPr>
           <w:rFonts w:ascii="MS Mincho" w:eastAsia="MS Mincho" w:hAnsi="MS Mincho" w:hint="eastAsia"/>
         </w:rPr>
-        <w:t xml:space="preserve">　　　　</w:t>
-      </w:r>
-      <w:r>
-        <w:rPr>
-          <w:rFonts w:ascii="MS Mincho" w:eastAsia="MS Mincho" w:hAnsi="MS Mincho"/>
-        </w:rPr>
-        <w:t xml:space="preserve"> </w:t>
-      </w:r>
-      <w:r>
-        <w:rPr>
-          <w:rFonts w:ascii="MS Mincho" w:eastAsia="MS Mincho" w:hAnsi="MS Mincho"/>
-        </w:rPr>
-        <w:t xml:space="preserve">        </w:t>
+        <w:t xml:space="preserve">　　</w:t>
+      </w:r>
+      <w:r>
+        <w:rPr>
+          <w:rFonts w:ascii="MS Mincho" w:eastAsia="MS Mincho" w:hAnsi="MS Mincho"/>
+        </w:rPr>
+      </w:r>
+      <w:r>
+        <w:rPr>
+          <w:rFonts w:ascii="MS Mincho" w:eastAsia="MS Mincho" w:hAnsi="MS Mincho"/>
+        </w:rPr>
       </w:r>
       <w:r>
         <w:rPr>
